--- a/04_ResolutionCinematique/22_ImprimanteI3D_04_ResolutionCinematique.docx
+++ b/04_ResolutionCinematique/22_ImprimanteI3D_04_ResolutionCinematique.docx
@@ -863,161 +863,6 @@
                 </wp:inline>
               </w:drawing>
             </w:r>
-          </w:p>
-          <w:p>
-            <w:pPr>
-              <w:spacing w:line="240" w:lineRule="auto"/>
-              <w:jc w:val="left"/>
-              <w:rPr>
-                <w:b/>
-                <w:bCs/>
-              </w:rPr>
-            </w:pPr>
-            <m:oMathPara>
-              <m:oMath>
-                <m:acc>
-                  <m:accPr>
-                    <m:chr m:val="⃗"/>
-                    <m:ctrlPr>
-                      <w:rPr>
-                        <w:rFonts w:ascii="Cambria Math" w:hAnsi="Cambria Math"/>
-                        <w:b/>
-                        <w:bCs/>
-                        <w:i/>
-                      </w:rPr>
-                    </m:ctrlPr>
-                  </m:accPr>
-                  <m:e>
-                    <m:sSub>
-                      <m:sSubPr>
-                        <m:ctrlPr>
-                          <w:rPr>
-                            <w:rFonts w:ascii="Cambria Math" w:hAnsi="Cambria Math"/>
-                            <w:b/>
-                            <w:bCs/>
-                            <w:i/>
-                          </w:rPr>
-                        </m:ctrlPr>
-                      </m:sSubPr>
-                      <m:e>
-                        <m:r>
-                          <m:rPr>
-                            <m:sty m:val="bi"/>
-                          </m:rPr>
-                          <w:rPr>
-                            <w:rFonts w:ascii="Cambria Math" w:hAnsi="Cambria Math"/>
-                          </w:rPr>
-                          <m:t>A</m:t>
-                        </m:r>
-                      </m:e>
-                      <m:sub>
-                        <m:r>
-                          <m:rPr>
-                            <m:sty m:val="bi"/>
-                          </m:rPr>
-                          <w:rPr>
-                            <w:rFonts w:ascii="Cambria Math" w:hAnsi="Cambria Math"/>
-                          </w:rPr>
-                          <m:t>4</m:t>
-                        </m:r>
-                      </m:sub>
-                    </m:sSub>
-                    <m:sSub>
-                      <m:sSubPr>
-                        <m:ctrlPr>
-                          <w:rPr>
-                            <w:rFonts w:ascii="Cambria Math" w:hAnsi="Cambria Math"/>
-                            <w:b/>
-                            <w:bCs/>
-                            <w:i/>
-                          </w:rPr>
-                        </m:ctrlPr>
-                      </m:sSubPr>
-                      <m:e>
-                        <m:r>
-                          <m:rPr>
-                            <m:sty m:val="bi"/>
-                          </m:rPr>
-                          <w:rPr>
-                            <w:rFonts w:ascii="Cambria Math" w:hAnsi="Cambria Math"/>
-                          </w:rPr>
-                          <m:t>O</m:t>
-                        </m:r>
-                      </m:e>
-                      <m:sub>
-                        <m:r>
-                          <m:rPr>
-                            <m:sty m:val="bi"/>
-                          </m:rPr>
-                          <w:rPr>
-                            <w:rFonts w:ascii="Cambria Math" w:hAnsi="Cambria Math"/>
-                          </w:rPr>
-                          <m:t>M</m:t>
-                        </m:r>
-                      </m:sub>
-                    </m:sSub>
-                  </m:e>
-                </m:acc>
-                <m:r>
-                  <m:rPr>
-                    <m:sty m:val="bi"/>
-                  </m:rPr>
-                  <w:rPr>
-                    <w:rFonts w:ascii="Cambria Math" w:hAnsi="Cambria Math"/>
-                  </w:rPr>
-                  <m:t>=-d</m:t>
-                </m:r>
-                <m:acc>
-                  <m:accPr>
-                    <m:chr m:val="⃗"/>
-                    <m:ctrlPr>
-                      <w:rPr>
-                        <w:rFonts w:ascii="Cambria Math" w:hAnsi="Cambria Math"/>
-                        <w:b/>
-                        <w:bCs/>
-                        <w:i/>
-                      </w:rPr>
-                    </m:ctrlPr>
-                  </m:accPr>
-                  <m:e>
-                    <m:sSub>
-                      <m:sSubPr>
-                        <m:ctrlPr>
-                          <w:rPr>
-                            <w:rFonts w:ascii="Cambria Math" w:hAnsi="Cambria Math"/>
-                            <w:b/>
-                            <w:bCs/>
-                            <w:i/>
-                          </w:rPr>
-                        </m:ctrlPr>
-                      </m:sSubPr>
-                      <m:e>
-                        <m:r>
-                          <m:rPr>
-                            <m:sty m:val="bi"/>
-                          </m:rPr>
-                          <w:rPr>
-                            <w:rFonts w:ascii="Cambria Math" w:hAnsi="Cambria Math"/>
-                          </w:rPr>
-                          <m:t>x</m:t>
-                        </m:r>
-                      </m:e>
-                      <m:sub>
-                        <m:r>
-                          <m:rPr>
-                            <m:sty m:val="bi"/>
-                          </m:rPr>
-                          <w:rPr>
-                            <w:rFonts w:ascii="Cambria Math" w:hAnsi="Cambria Math"/>
-                          </w:rPr>
-                          <m:t>A</m:t>
-                        </m:r>
-                      </m:sub>
-                    </m:sSub>
-                  </m:e>
-                </m:acc>
-              </m:oMath>
-            </m:oMathPara>
           </w:p>
           <w:p>
             <w:pPr>
@@ -2485,6 +2330,233 @@
           </w:p>
           <w:p>
             <w:pPr>
+              <w:spacing w:line="240" w:lineRule="auto"/>
+              <w:jc w:val="left"/>
+            </w:pPr>
+            <w:r>
+              <w:t xml:space="preserve">Le vecteur </w:t>
+            </w:r>
+            <m:oMath>
+              <m:acc>
+                <m:accPr>
+                  <m:chr m:val="⃗"/>
+                  <m:ctrlPr>
+                    <w:rPr>
+                      <w:rFonts w:ascii="Cambria Math" w:hAnsi="Cambria Math" w:cs="Cambria"/>
+                      <w:i/>
+                      <w:iCs/>
+                    </w:rPr>
+                  </m:ctrlPr>
+                </m:accPr>
+                <m:e>
+                  <m:sSub>
+                    <m:sSubPr>
+                      <m:ctrlPr>
+                        <w:rPr>
+                          <w:rFonts w:ascii="Cambria Math" w:hAnsi="Cambria Math" w:cs="Cambria"/>
+                          <w:i/>
+                          <w:iCs/>
+                        </w:rPr>
+                      </m:ctrlPr>
+                    </m:sSubPr>
+                    <m:e>
+                      <m:r>
+                        <w:rPr>
+                          <w:rFonts w:ascii="Cambria Math" w:hAnsi="Cambria Math" w:cs="Cambria"/>
+                        </w:rPr>
+                        <m:t>x</m:t>
+                      </m:r>
+                    </m:e>
+                    <m:sub>
+                      <m:r>
+                        <w:rPr>
+                          <w:rFonts w:ascii="Cambria Math" w:hAnsi="Cambria Math" w:cs="Cambria"/>
+                        </w:rPr>
+                        <m:t>a</m:t>
+                      </m:r>
+                    </m:sub>
+                  </m:sSub>
+                </m:e>
+              </m:acc>
+            </m:oMath>
+            <w:r>
+              <w:rPr>
+                <w:rFonts w:eastAsiaTheme="minorEastAsia"/>
+                <w:iCs/>
+              </w:rPr>
+              <w:t xml:space="preserve"> désignera successivement le vecteur orientant </w:t>
+            </w:r>
+            <m:oMath>
+              <m:acc>
+                <m:accPr>
+                  <m:chr m:val="⃗"/>
+                  <m:ctrlPr>
+                    <w:rPr>
+                      <w:rFonts w:ascii="Cambria Math" w:eastAsiaTheme="minorEastAsia" w:hAnsi="Cambria Math"/>
+                      <w:i/>
+                      <w:iCs/>
+                    </w:rPr>
+                  </m:ctrlPr>
+                </m:accPr>
+                <m:e>
+                  <m:r>
+                    <w:rPr>
+                      <w:rFonts w:ascii="Cambria Math" w:eastAsiaTheme="minorEastAsia" w:hAnsi="Cambria Math"/>
+                    </w:rPr>
+                    <m:t>O</m:t>
+                  </m:r>
+                  <m:sSub>
+                    <m:sSubPr>
+                      <m:ctrlPr>
+                        <w:rPr>
+                          <w:rFonts w:ascii="Cambria Math" w:eastAsiaTheme="minorEastAsia" w:hAnsi="Cambria Math"/>
+                          <w:i/>
+                          <w:iCs/>
+                        </w:rPr>
+                      </m:ctrlPr>
+                    </m:sSubPr>
+                    <m:e>
+                      <m:r>
+                        <w:rPr>
+                          <w:rFonts w:ascii="Cambria Math" w:eastAsiaTheme="minorEastAsia" w:hAnsi="Cambria Math"/>
+                        </w:rPr>
+                        <m:t>A</m:t>
+                      </m:r>
+                    </m:e>
+                    <m:sub>
+                      <m:r>
+                        <w:rPr>
+                          <w:rFonts w:ascii="Cambria Math" w:eastAsiaTheme="minorEastAsia" w:hAnsi="Cambria Math"/>
+                        </w:rPr>
+                        <m:t>1</m:t>
+                      </m:r>
+                    </m:sub>
+                  </m:sSub>
+                </m:e>
+              </m:acc>
+            </m:oMath>
+            <w:r>
+              <w:rPr>
+                <w:rFonts w:eastAsiaTheme="minorEastAsia"/>
+                <w:iCs/>
+              </w:rPr>
+              <w:t xml:space="preserve">, </w:t>
+            </w:r>
+            <m:oMath>
+              <m:acc>
+                <m:accPr>
+                  <m:chr m:val="⃗"/>
+                  <m:ctrlPr>
+                    <w:rPr>
+                      <w:rFonts w:ascii="Cambria Math" w:eastAsiaTheme="minorEastAsia" w:hAnsi="Cambria Math"/>
+                      <w:i/>
+                      <w:iCs/>
+                    </w:rPr>
+                  </m:ctrlPr>
+                </m:accPr>
+                <m:e>
+                  <m:r>
+                    <w:rPr>
+                      <w:rFonts w:ascii="Cambria Math" w:eastAsiaTheme="minorEastAsia" w:hAnsi="Cambria Math"/>
+                    </w:rPr>
+                    <m:t>O</m:t>
+                  </m:r>
+                  <m:sSub>
+                    <m:sSubPr>
+                      <m:ctrlPr>
+                        <w:rPr>
+                          <w:rFonts w:ascii="Cambria Math" w:eastAsiaTheme="minorEastAsia" w:hAnsi="Cambria Math"/>
+                          <w:i/>
+                          <w:iCs/>
+                        </w:rPr>
+                      </m:ctrlPr>
+                    </m:sSubPr>
+                    <m:e>
+                      <m:r>
+                        <w:rPr>
+                          <w:rFonts w:ascii="Cambria Math" w:eastAsiaTheme="minorEastAsia" w:hAnsi="Cambria Math"/>
+                        </w:rPr>
+                        <m:t>C</m:t>
+                      </m:r>
+                    </m:e>
+                    <m:sub>
+                      <m:r>
+                        <w:rPr>
+                          <w:rFonts w:ascii="Cambria Math" w:eastAsiaTheme="minorEastAsia" w:hAnsi="Cambria Math"/>
+                        </w:rPr>
+                        <m:t>1</m:t>
+                      </m:r>
+                    </m:sub>
+                  </m:sSub>
+                </m:e>
+              </m:acc>
+            </m:oMath>
+            <w:r>
+              <w:rPr>
+                <w:rFonts w:eastAsiaTheme="minorEastAsia"/>
+                <w:iCs/>
+              </w:rPr>
+              <w:t xml:space="preserve"> puis </w:t>
+            </w:r>
+            <m:oMath>
+              <m:acc>
+                <m:accPr>
+                  <m:chr m:val="⃗"/>
+                  <m:ctrlPr>
+                    <w:rPr>
+                      <w:rFonts w:ascii="Cambria Math" w:eastAsiaTheme="minorEastAsia" w:hAnsi="Cambria Math"/>
+                      <w:i/>
+                      <w:iCs/>
+                    </w:rPr>
+                  </m:ctrlPr>
+                </m:accPr>
+                <m:e>
+                  <m:r>
+                    <w:rPr>
+                      <w:rFonts w:ascii="Cambria Math" w:eastAsiaTheme="minorEastAsia" w:hAnsi="Cambria Math"/>
+                    </w:rPr>
+                    <m:t>O</m:t>
+                  </m:r>
+                  <m:sSub>
+                    <m:sSubPr>
+                      <m:ctrlPr>
+                        <w:rPr>
+                          <w:rFonts w:ascii="Cambria Math" w:eastAsiaTheme="minorEastAsia" w:hAnsi="Cambria Math"/>
+                          <w:i/>
+                          <w:iCs/>
+                        </w:rPr>
+                      </m:ctrlPr>
+                    </m:sSubPr>
+                    <m:e>
+                      <m:r>
+                        <w:rPr>
+                          <w:rFonts w:ascii="Cambria Math" w:eastAsiaTheme="minorEastAsia" w:hAnsi="Cambria Math"/>
+                        </w:rPr>
+                        <m:t>C</m:t>
+                      </m:r>
+                    </m:e>
+                    <m:sub>
+                      <m:r>
+                        <w:rPr>
+                          <w:rFonts w:ascii="Cambria Math" w:eastAsiaTheme="minorEastAsia" w:hAnsi="Cambria Math"/>
+                        </w:rPr>
+                        <m:t>1</m:t>
+                      </m:r>
+                    </m:sub>
+                  </m:sSub>
+                </m:e>
+              </m:acc>
+            </m:oMath>
+            <w:r>
+              <w:rPr>
+                <w:rFonts w:eastAsiaTheme="minorEastAsia"/>
+                <w:iCs/>
+              </w:rPr>
+              <w:t>. Compléter le paramétrage en indiquant sur les figures précédentes :</w:t>
+            </w:r>
+          </w:p>
+          <w:p>
+            <w:pPr>
               <w:pStyle w:val="Paragraphedeliste"/>
               <w:numPr>
                 <w:ilvl w:val="0"/>
@@ -2494,7 +2566,7 @@
               <w:jc w:val="left"/>
             </w:pPr>
             <w:r>
-              <w:t xml:space="preserve">Compléter les vecteurs </w:t>
+              <w:t xml:space="preserve">les vecteurs </w:t>
             </w:r>
             <m:oMath>
               <m:acc>
@@ -2644,14 +2716,13 @@
                   </m:sSub>
                 </m:e>
               </m:acc>
+              <m:r>
+                <w:rPr>
+                  <w:rFonts w:ascii="Cambria Math" w:hAnsi="Cambria Math" w:cs="Cambria"/>
+                </w:rPr>
+                <m:t>;</m:t>
+              </m:r>
             </m:oMath>
-            <w:r>
-              <w:rPr>
-                <w:rFonts w:eastAsiaTheme="minorEastAsia"/>
-                <w:iCs/>
-              </w:rPr>
-              <w:t xml:space="preserve"> sur la figure précédente.</w:t>
-            </w:r>
           </w:p>
           <w:p>
             <w:pPr>
@@ -2664,7 +2735,7 @@
               <w:jc w:val="left"/>
             </w:pPr>
             <w:r>
-              <w:t xml:space="preserve">Compléter les vecteurs </w:t>
+              <w:t xml:space="preserve">les vecteurs </w:t>
             </w:r>
             <m:oMath>
               <m:acc>
@@ -2764,14 +2835,13 @@
                   </m:sSub>
                 </m:e>
               </m:acc>
+              <m:r>
+                <w:rPr>
+                  <w:rFonts w:ascii="Cambria Math" w:hAnsi="Cambria Math" w:cs="Cambria"/>
+                </w:rPr>
+                <m:t>.</m:t>
+              </m:r>
             </m:oMath>
-            <w:r>
-              <w:rPr>
-                <w:rFonts w:eastAsiaTheme="minorEastAsia"/>
-                <w:iCs/>
-              </w:rPr>
-              <w:t xml:space="preserve"> sur la figure précédente. </w:t>
-            </w:r>
           </w:p>
         </w:tc>
       </w:tr>
@@ -4128,8 +4198,18 @@
               <w:i/>
               <w:sz w:val="18"/>
             </w:rPr>
-            <w:t>Documents Didastel</w:t>
+            <w:t xml:space="preserve">Documents </w:t>
           </w:r>
+          <w:proofErr w:type="spellStart"/>
+          <w:r>
+            <w:rPr>
+              <w:rFonts w:ascii="Tw Cen MT" w:hAnsi="Tw Cen MT"/>
+              <w:i/>
+              <w:sz w:val="18"/>
+            </w:rPr>
+            <w:t>Didastel</w:t>
+          </w:r>
+          <w:proofErr w:type="spellEnd"/>
         </w:p>
         <w:p>
           <w:pPr>

--- a/04_ResolutionCinematique/22_ImprimanteI3D_04_ResolutionCinematique.docx
+++ b/04_ResolutionCinematique/22_ImprimanteI3D_04_ResolutionCinematique.docx
@@ -863,35 +863,6 @@
                 </wp:inline>
               </w:drawing>
             </w:r>
-          </w:p>
-          <w:p>
-            <w:pPr>
-              <w:spacing w:line="240" w:lineRule="auto"/>
-              <w:jc w:val="left"/>
-              <w:rPr>
-                <w:rFonts w:eastAsiaTheme="minorEastAsia"/>
-              </w:rPr>
-            </w:pPr>
-            <m:oMathPara>
-              <m:oMath>
-                <m:r>
-                  <w:rPr>
-                    <w:rFonts w:ascii="Cambria Math" w:hAnsi="Cambria Math"/>
-                  </w:rPr>
-                  <m:t xml:space="preserve">a=e </m:t>
-                </m:r>
-              </m:oMath>
-            </m:oMathPara>
-          </w:p>
-          <w:p>
-            <w:pPr>
-              <w:spacing w:line="240" w:lineRule="auto"/>
-              <w:jc w:val="left"/>
-              <w:rPr>
-                <w:rFonts w:eastAsiaTheme="minorEastAsia"/>
-                <w:lang w:val="en-US"/>
-              </w:rPr>
-            </w:pPr>
             <w:r>
               <w:rPr>
                 <w:rFonts w:eastAsiaTheme="minorEastAsia"/>
@@ -2273,7 +2244,47 @@
                           <w:rFonts w:ascii="Cambria Math" w:eastAsiaTheme="minorEastAsia" w:hAnsi="Cambria Math"/>
                           <w:lang w:val="en-US"/>
                         </w:rPr>
-                        <m:t>-a-d=</m:t>
+                        <m:t>-</m:t>
+                      </m:r>
+                      <m:r>
+                        <m:rPr>
+                          <m:sty m:val="bi"/>
+                        </m:rPr>
+                        <w:rPr>
+                          <w:rFonts w:ascii="Cambria Math" w:eastAsiaTheme="minorEastAsia" w:hAnsi="Cambria Math"/>
+                          <w:lang w:val="en-US"/>
+                        </w:rPr>
+                        <m:t>d</m:t>
+                      </m:r>
+                      <m:r>
+                        <m:rPr>
+                          <m:sty m:val="bi"/>
+                        </m:rPr>
+                        <w:rPr>
+                          <w:rFonts w:ascii="Cambria Math" w:eastAsiaTheme="minorEastAsia" w:hAnsi="Cambria Math"/>
+                          <w:lang w:val="en-US"/>
+                        </w:rPr>
+                        <m:t>-</m:t>
+                      </m:r>
+                      <m:r>
+                        <m:rPr>
+                          <m:sty m:val="bi"/>
+                        </m:rPr>
+                        <w:rPr>
+                          <w:rFonts w:ascii="Cambria Math" w:eastAsiaTheme="minorEastAsia" w:hAnsi="Cambria Math"/>
+                          <w:lang w:val="en-US"/>
+                        </w:rPr>
+                        <m:t>d</m:t>
+                      </m:r>
+                      <m:r>
+                        <m:rPr>
+                          <m:sty m:val="bi"/>
+                        </m:rPr>
+                        <w:rPr>
+                          <w:rFonts w:ascii="Cambria Math" w:eastAsiaTheme="minorEastAsia" w:hAnsi="Cambria Math"/>
+                          <w:lang w:val="en-US"/>
+                        </w:rPr>
+                        <m:t>=</m:t>
                       </m:r>
                       <m:sSub>
                         <m:sSubPr>
@@ -3149,6 +3160,12 @@
                 <w:rFonts w:eastAsiaTheme="minorEastAsia"/>
               </w:rPr>
               <w:t xml:space="preserve"> en fonction de</w:t>
+            </w:r>
+            <w:r>
+              <w:rPr>
+                <w:rFonts w:eastAsiaTheme="minorEastAsia"/>
+              </w:rPr>
+              <w:t xml:space="preserve"> </w:t>
             </w:r>
             <m:oMath>
               <m:sSub>
